--- a/knowledge/summaries/01_30_2026_summary.docx
+++ b/knowledge/summaries/01_30_2026_summary.docx
@@ -12,7 +12,7 @@
     </w:p>
     <w:p>
       <w:r>
-        <w:t>Overall performance is mixed: top-line revenue improved while funnel efficiency weakened. The revenue lift was driven primarily by partner channels while Natural sources underperformed, suggesting a partner/mix shift rather than a pure demand increase. Compass saw higher entry volume but bot handling declined, producing more live/IVR handoffs and increased downstream operational load. Queueing and IVR pressure rose while abandonment remained low in absolute terms, coinciding with a notable drop in transactional conversion per entered call. Order-level revenue metrics held roughly steady so the business captured dollars despite conversion headwinds, and a critical Compass ingestion outage affecting Site and SERP stands out as an immediate anomaly to triage.</w:t>
+        <w:t>Overall performance was better than normal with materially higher volume and revenue driven by partner and competitive channels. Compass experienced a pronounced intake increase and fewer bot interactions, allowing more calls to reach live handling while non-bot conversion dropped sharply. This divergence indicates a mix shift toward lower-intent or qualification-needing callers that expanded funnel volume but reduced conversion efficiency. Operational routing and agent execution generally held up as speed to agent and net contact rates improved despite larger queues and minimal abandonment. The net effect delivered healthy revenue, but the collapse in non-bot conversion is the primary anomaly requiring partner-level and early funnel root cause work. Recommended actions are to preserve the staffing and routing that sustained contact performance and to prioritize short investigations into partner mix and Compass qualification flows.</w:t>
       </w:r>
     </w:p>
     <w:p>
@@ -28,7 +28,7 @@
         <w:pStyle w:val="ListBullet"/>
       </w:pPr>
       <w:r>
-        <w:t>[High] Partner channels drove the revenue uplift but shifted traffic mix toward lower-intent sources.</w:t>
+        <w:t>[High] Compass intake surged while bot handling fell, increasing live-agent eligible volume.</w:t>
       </w:r>
     </w:p>
     <w:p>
@@ -36,7 +36,7 @@
         <w:pStyle w:val="ListBullet"/>
       </w:pPr>
       <w:r>
-        <w:t>[High] Compass bot engagement fell, causing more calls to route to IVR and live agents.</w:t>
+        <w:t>[High] Non-bot Compass conversion collapsed, reducing conversion efficiency despite higher orders.</w:t>
       </w:r>
     </w:p>
     <w:p>
@@ -44,7 +44,7 @@
         <w:pStyle w:val="ListBullet"/>
       </w:pPr>
       <w:r>
-        <w:t>[High] Transactional conversion per entered call deteriorated sharply, hurting checkout efficiency.</w:t>
+        <w:t>[Medium] Brand partner traffic drove the bulk of the volume and revenue lift while concentrating queue load.</w:t>
       </w:r>
     </w:p>
     <w:p>
@@ -52,7 +52,7 @@
         <w:pStyle w:val="ListBullet"/>
       </w:pPr>
       <w:r>
-        <w:t>[Medium] Queueing and IVR-to-queue pressure increased while abandonment remained low in absolute terms.</w:t>
+        <w:t>[High] Speed to agent and net contact performance improved, indicating routing and agent execution held up under load.</w:t>
       </w:r>
     </w:p>
     <w:p>
@@ -60,7 +60,7 @@
         <w:pStyle w:val="ListBullet"/>
       </w:pPr>
       <w:r>
-        <w:t>[Medium] Order-level revenue metrics remained stable, indicating dollars were captured despite conversion strain.</w:t>
+        <w:t>[Medium] Natural channel conversion and revenue per net-call weakened and eroded some partner-driven gains.</w:t>
       </w:r>
     </w:p>
     <w:p>
@@ -68,7 +68,7 @@
         <w:pStyle w:val="ListBullet"/>
       </w:pPr>
       <w:r>
-        <w:t>[High] A Compass ingestion outage for Site and SERP is a critical anomaly likely distorting routing and metrics.</w:t>
+        <w:t>[Low] Abandonment remained negligible even with higher queues, limiting short-term revenue leakage.</w:t>
       </w:r>
     </w:p>
     <w:sectPr>
